--- a/FM_Face_Processor_仕様書_v2.0.0_Dark.docx
+++ b/FM_Face_Processor_仕様書_v2.0.0_Dark.docx
@@ -804,16 +804,8 @@
             <w:shd w:fill="1A2029"/>
           </w:tcPr>
           <w:p>
-            <w:pPr>
-              <w:spacing w:after="0"/>
-            </w:pPr>
             <w:r>
-              <w:rPr>
-                <w:rFonts w:ascii="Calibri" w:hAnsi="Calibri" w:eastAsia="Yu Gothic"/>
-                <w:color w:val="E8EDF4"/>
-                <w:sz w:val="19"/>
-              </w:rPr>
-              <w:t>%USERPROFILE%\.fm_face_processor.json（remove.bg APIキーは保存しない）</w:t>
+              <w:t>%USERPROFILE%\.fm_face_processor.json（remove.bg APIキーは本人のPC内だけに保存。配布物には含めない）</w:t>
             </w:r>
           </w:p>
         </w:tc>
@@ -3336,27 +3328,10 @@
             <w:shd w:fill="3A2E16"/>
           </w:tcPr>
           <w:p>
-            <w:pPr>
-              <w:spacing w:after="40"/>
-            </w:pPr>
             <w:r>
-              <w:rPr>
-                <w:rFonts w:ascii="Calibri" w:hAnsi="Calibri" w:eastAsia="Yu Gothic"/>
-                <w:b/>
-                <w:color w:val="F4F8FF"/>
-              </w:rPr>
               <w:t>remove.bg利用時の注意</w:t>
-            </w:r>
-          </w:p>
-          <w:p>
-            <w:pPr>
-              <w:spacing w:after="0"/>
-            </w:pPr>
-            <w:r>
-              <w:rPr>
-                <w:color w:val="E8EDF4"/>
-              </w:rPr>
-              <w:t>remove.bgを有効にすると処理対象画像が外部サービスへ送信されます。APIキーは設定ファイルへ保存しません。組織や素材のプライバシー要件を確認して使用してください。</w:t>
+              <w:br/>
+              <w:t>remove.bgを有効にすると処理対象画像が外部サービスへ送信されます。APIキーは本人のPC内にある設定ファイルだけへ保存し、画面では伏せ字で表示します。旧バージョンが保存したキーも勝手に削除せず再利用します。設定ファイルとAPIキーはGitHub、配布ZIP、EXEには含めません。組織や素材のプライバシー要件を確認して使用してください。</w:t>
             </w:r>
           </w:p>
         </w:tc>
@@ -4796,16 +4771,8 @@
             <w:shd w:fill="1A2029"/>
           </w:tcPr>
           <w:p>
-            <w:pPr>
-              <w:spacing w:after="0"/>
-            </w:pPr>
             <w:r>
-              <w:rPr>
-                <w:rFonts w:ascii="Calibri" w:hAnsi="Calibri" w:eastAsia="Yu Gothic"/>
-                <w:color w:val="E8EDF4"/>
-                <w:sz w:val="19"/>
-              </w:rPr>
-              <w:t>版数統一、入力先への誤上書き防止、PNG/config.xmlの安全保存、config.xml自動バックアップ、APIキー非保存、導入・EXE作成導線の整備</w:t>
+              <w:t>版数統一、入力先への誤上書き防止、PNG/config.xmlの安全保存、config.xml自動バックアップ、APIキーの端末内保存と配布物除外、導入導線の整理</w:t>
             </w:r>
           </w:p>
         </w:tc>

--- a/FM_Face_Processor_仕様書_v2.0.0_Dark.docx
+++ b/FM_Face_Processor_仕様書_v2.0.0_Dark.docx
@@ -660,60 +660,6 @@
         <w:tc>
           <w:tcPr>
             <w:tcW w:type="dxa" w:w="2700"/>
-            <w:vAlign w:val="center"/>
-            <w:tcMar>
-              <w:top w:w="80" w:type="dxa"/>
-              <w:start w:w="120" w:type="dxa"/>
-              <w:bottom w:w="80" w:type="dxa"/>
-              <w:end w:w="120" w:type="dxa"/>
-            </w:tcMar>
-            <w:shd w:fill="1A2029"/>
-          </w:tcPr>
-          <w:p>
-            <w:pPr>
-              <w:spacing w:after="0"/>
-            </w:pPr>
-            <w:r>
-              <w:rPr>
-                <w:rFonts w:ascii="Calibri" w:hAnsi="Calibri" w:eastAsia="Yu Gothic"/>
-                <w:color w:val="E8EDF4"/>
-                <w:sz w:val="19"/>
-              </w:rPr>
-              <w:t>対応表</w:t>
-            </w:r>
-          </w:p>
-        </w:tc>
-        <w:tc>
-          <w:tcPr>
-            <w:tcW w:type="dxa" w:w="6660"/>
-            <w:vAlign w:val="center"/>
-            <w:tcMar>
-              <w:top w:w="80" w:type="dxa"/>
-              <w:start w:w="120" w:type="dxa"/>
-              <w:bottom w:w="80" w:type="dxa"/>
-              <w:end w:w="120" w:type="dxa"/>
-            </w:tcMar>
-            <w:shd w:fill="1A2029"/>
-          </w:tcPr>
-          <w:p>
-            <w:pPr>
-              <w:spacing w:after="0"/>
-            </w:pPr>
-            <w:r>
-              <w:rPr>
-                <w:rFonts w:ascii="Calibri" w:hAnsi="Calibri" w:eastAsia="Yu Gothic"/>
-                <w:color w:val="E8EDF4"/>
-                <w:sz w:val="19"/>
-              </w:rPr>
-              <w:t>入力フォルダ内の ids.csv</w:t>
-            </w:r>
-          </w:p>
-        </w:tc>
-      </w:tr>
-      <w:tr>
-        <w:tc>
-          <w:tcPr>
-            <w:tcW w:type="dxa" w:w="2700"/>
             <w:shd w:fill="161C24"/>
             <w:vAlign w:val="center"/>
             <w:tcMar>
@@ -825,25 +771,6 @@
           <w:color w:val="69B9FF"/>
         </w:rPr>
         <w:t>4. ID割り当てモード</w:t>
-      </w:r>
-    </w:p>
-    <w:p>
-      <w:pPr>
-        <w:pStyle w:val="Heading2"/>
-      </w:pPr>
-      <w:r>
-        <w:rPr>
-          <w:color w:val="9ED0FF"/>
-        </w:rPr>
-        <w:t>4.1 対応表モード（最優先・推奨）</w:t>
-      </w:r>
-    </w:p>
-    <w:p>
-      <w:r>
-        <w:rPr>
-          <w:color w:val="E8EDF4"/>
-        </w:rPr>
-        <w:t>入力フォルダに ids.csv がある場合は、ほかの判定方法より優先されます。「一覧でIDを割り当てる」から画像ごとのIDを指定できます。誤ペアを避けたい大量処理に最適です。</w:t>
       </w:r>
     </w:p>
     <w:p>
@@ -4318,16 +4245,8 @@
             <w:shd w:fill="1A2029"/>
           </w:tcPr>
           <w:p>
-            <w:pPr>
-              <w:spacing w:after="0"/>
-            </w:pPr>
             <w:r>
-              <w:rPr>
-                <w:rFonts w:ascii="Calibri" w:hAnsi="Calibri" w:eastAsia="Yu Gothic"/>
-                <w:color w:val="E8EDF4"/>
-                <w:sz w:val="19"/>
-              </w:rPr>
-              <w:t>ファイル名モード、サブフォルダ名、ids.csvを使用</w:t>
+              <w:t>公式EXE版を使用。ソース版は requirements.txt のOCRライブラリを再導入</w:t>
             </w:r>
           </w:p>
         </w:tc>
@@ -4372,16 +4291,8 @@
             </w:tcMar>
           </w:tcPr>
           <w:p>
-            <w:pPr>
-              <w:spacing w:after="0"/>
-            </w:pPr>
             <w:r>
-              <w:rPr>
-                <w:rFonts w:ascii="Calibri" w:hAnsi="Calibri" w:eastAsia="Yu Gothic"/>
-                <w:color w:val="E8EDF4"/>
-                <w:sz w:val="19"/>
-              </w:rPr>
-              <w:t>対応表モードで手動割り当て</w:t>
+              <w:t>IDスクリーンショットを拡大して撮り直す。難しい場合はファイル名またはサブフォルダ名をIDにする</w:t>
             </w:r>
           </w:p>
         </w:tc>
@@ -4426,16 +4337,8 @@
             <w:shd w:fill="1A2029"/>
           </w:tcPr>
           <w:p>
-            <w:pPr>
-              <w:spacing w:after="0"/>
-            </w:pPr>
             <w:r>
-              <w:rPr>
-                <w:rFonts w:ascii="Calibri" w:hAnsi="Calibri" w:eastAsia="Yu Gothic"/>
-                <w:color w:val="E8EDF4"/>
-                <w:sz w:val="19"/>
-              </w:rPr>
-              <w:t>ログを確認し、ids.csvまたはサブフォルダモードへ切替</w:t>
+              <w:t>ログと撮影時刻を確認。確実性が必要な場合は1人分ずつサブフォルダへ分ける</w:t>
             </w:r>
           </w:p>
         </w:tc>
@@ -4772,7 +4675,7 @@
           </w:tcPr>
           <w:p>
             <w:r>
-              <w:t>版数統一、入力先への誤上書き防止、PNG/config.xmlの安全保存、config.xml自動バックアップ、APIキーの端末内保存と配布物除外、導入導線の整理</w:t>
+              <w:t>版数統一、入力先への誤上書き防止、PNG/config.xmlの安全保存、config.xml自動バックアップ、APIキーの端末内保存と配布物除外、導入導線の整理、OCR中心の操作フローへ整理</w:t>
             </w:r>
           </w:p>
         </w:tc>
@@ -4817,16 +4720,8 @@
             </w:tcMar>
           </w:tcPr>
           <w:p>
-            <w:pPr>
-              <w:spacing w:after="0"/>
-            </w:pPr>
             <w:r>
-              <w:rPr>
-                <w:rFonts w:ascii="Calibri" w:hAnsi="Calibri" w:eastAsia="Yu Gothic"/>
-                <w:color w:val="E8EDF4"/>
-                <w:sz w:val="19"/>
-              </w:rPr>
-              <w:t>対応表、複数処理モード、プレビュー、低負荷、ログ、重複除去などを統合</w:t>
+              <w:t>複数処理モード、プレビュー、低負荷、ログ、重複除去などを統合</w:t>
             </w:r>
           </w:p>
         </w:tc>
